--- a/public/vaazlar/de/die-eigenschaften-des-vollkommenen-glaeubigen.docx
+++ b/public/vaazlar/de/die-eigenschaften-des-vollkommenen-glaeubigen.docx
@@ -188,7 +188,7 @@
                 <w:szCs w:val="16"/>
                 <w:lang w:val="de-DE" w:bidi="ar-SA"/>
               </w:rPr>
-              <w:t xml:space="preserve">Verfasser: </w:t>
+              <w:t xml:space="preserve">Vorbereitet von: </w:t>
             </w:r>
             <w:r>
               <w:rPr>
@@ -198,7 +198,7 @@
                 <w:szCs w:val="16"/>
                 <w:lang w:val="de-DE" w:bidi="ar-SA"/>
               </w:rPr>
-              <w:t>der Imam und Prediger</w:t>
+              <w:t>Imam und Prediger</w:t>
             </w:r>
           </w:p>
         </w:tc>
@@ -405,7 +405,28 @@
           <w:szCs w:val="19"/>
           <w:lang w:val="de-DE" w:bidi="ar-SA"/>
         </w:rPr>
-        <w:t xml:space="preserve">Die Gemeinde soll den Glauben als gelebtes Leben begreifen: Andacht im Gebet, Wahrhaftigkeit in der Rede, Charakter zu Hause, Verlässlichkeit auf dem Markt, Treue im gegebenen Wort. Leitsatz: </w:t>
+        <w:t>Die Gemeinde soll ihren Glauben nicht nur als eine im Herzen getragene Überzeugung begreifen, sondern als ein lebendiges Leben, das sich im Gebet als demütige Andacht (</w:t>
+      </w:r>
+      <w:r>
+        <w:rPr>
+          <w:rFonts w:ascii="Calibri" w:hAnsi="Calibri" w:cs="Calibri" w:eastAsia="Calibri"/>
+          <w:noProof/>
+          <w:color w:val="222222"/>
+          <w:sz w:val="19"/>
+          <w:szCs w:val="19"/>
+          <w:lang w:val="de-DE" w:bidi="ar-SA"/>
+        </w:rPr>
+        <w:t>Chuschu‘</w:t>
+      </w:r>
+      <w:r>
+        <w:rPr>
+          <w:rFonts w:ascii="Calibri" w:hAnsi="Calibri" w:cs="Calibri" w:eastAsia="Calibri"/>
+          <w:color w:val="222222"/>
+          <w:sz w:val="19"/>
+          <w:szCs w:val="19"/>
+          <w:lang w:val="de-DE" w:bidi="ar-SA"/>
+        </w:rPr>
+        <w:t xml:space="preserve">), in der Rede als Wahrhaftigkeit, zu Hause als guter Charakter, auf dem Markt als Verlässlichkeit und im gegebenen Wort als Treue zeigt. Leitsatz: </w:t>
       </w:r>
       <w:r>
         <w:rPr>
@@ -658,7 +679,7 @@
                 <w:szCs w:val="16"/>
                 <w:lang w:val="de-DE" w:bidi="ar-SA"/>
               </w:rPr>
-              <w:t>Eröffnung und Verbundenheit</w:t>
+              <w:t>Eröffnung und Verbundenheit der Herzen</w:t>
             </w:r>
           </w:p>
         </w:tc>
@@ -1130,7 +1151,7 @@
                 <w:szCs w:val="16"/>
                 <w:lang w:val="de-DE" w:bidi="ar-SA"/>
               </w:rPr>
-              <w:t xml:space="preserve"> 1–11; Gebet und Leben; „Erst glaube, dann sei aufrecht“</w:t>
+              <w:t xml:space="preserve"> 1–11; Gebet und Leben; „Sag: ‚Ich glaube an Allah‘, und dann sei aufrecht“</w:t>
             </w:r>
           </w:p>
         </w:tc>
@@ -2279,7 +2300,7 @@
               <w:keepNext w:val="0"/>
               <w:keepLines/>
               <w:spacing w:before="0" w:after="0" w:line="234" w:lineRule="auto"/>
-              <w:jc w:val="center"/>
+              <w:jc w:val="left"/>
             </w:pPr>
             <w:r>
               <w:rPr>
@@ -2327,7 +2348,7 @@
                 <w:szCs w:val="16"/>
                 <w:lang w:val="de-DE" w:bidi="ar-SA"/>
               </w:rPr>
-              <w:t>Alles sicher Bekannte, das unser Prophet von Allah brachte: im Herzen für wahr halten, mit der Zunge bekennen.</w:t>
+              <w:t>Im Herzen für wahr halten und mit der Zunge bekennen, was unser Prophet von Allah gebracht hat und sicher bekannt ist.</w:t>
             </w:r>
           </w:p>
         </w:tc>
@@ -2698,7 +2719,7 @@
           <w:szCs w:val="19"/>
           <w:lang w:val="de-DE" w:bidi="ar-SA"/>
         </w:rPr>
-        <w:t xml:space="preserve">Quellenverfahren: Der Verswortlaut folgt </w:t>
+        <w:t xml:space="preserve">Umgang mit den Quellen: Der Verswortlaut folgt </w:t>
       </w:r>
       <w:r>
         <w:rPr>
@@ -2719,7 +2740,7 @@
           <w:szCs w:val="19"/>
           <w:lang w:val="de-DE" w:bidi="ar-SA"/>
         </w:rPr>
-        <w:t xml:space="preserve">, die Bedeutungswiedergaben dem Korankommentar </w:t>
+        <w:t xml:space="preserve">; die Bedeutungswiedergaben sind sinngemäß und wurden mit dem Korankommentar </w:t>
       </w:r>
       <w:r>
         <w:rPr>
@@ -2740,7 +2761,7 @@
           <w:szCs w:val="19"/>
           <w:lang w:val="de-DE" w:bidi="ar-SA"/>
         </w:rPr>
-        <w:t xml:space="preserve">; gekürzte Vers- und Hadith-Auszüge sind gekennzeichnet. Hadith-Nummern folgen der gängigen Zählung; schwach überlieferte Berichte sind eigens markiert. Begriffsbestimmungen wurden mit der </w:t>
+        <w:t xml:space="preserve"> verglichen; gekürzte Vers- und Hadith-Auszüge sind gekennzeichnet. Hadith-Nummern folgen der gängigen Zählung; schwach überlieferte Berichte sind eigens markiert. Begriffsbestimmungen wurden mit der </w:t>
       </w:r>
       <w:r>
         <w:rPr>
@@ -2771,10 +2792,11 @@
         <w:pageBreakBefore/>
         <w:spacing w:before="30" w:after="60" w:line="240" w:lineRule="auto"/>
         <w:pBdr>
-          <w:left w:val="single" w:sz="24" w:space="8" w:color="1B365D"/>
+          <w:left w:val="single" w:sz="24" w:space="11" w:color="1B365D"/>
           <w:bottom w:val="single" w:sz="6" w:space="2" w:color="1B365D"/>
         </w:pBdr>
         <w:shd w:val="clear" w:color="auto" w:fill="F3F6FA"/>
+        <w:ind w:left="60"/>
         <w:outlineLvl w:val="0"/>
       </w:pPr>
       <w:r>
@@ -2787,7 +2809,7 @@
           <w:szCs w:val="25"/>
           <w:lang w:val="de-DE" w:bidi="ar-SA"/>
         </w:rPr>
-        <w:t xml:space="preserve"> ERÖFFNUNG: DER GLAUBE IST EIN BAUM</w:t>
+        <w:t>ERÖFFNUNG: DER GLAUBE IST EIN BAUM</w:t>
       </w:r>
     </w:p>
     <w:tbl>
@@ -2955,7 +2977,7 @@
                 <w:szCs w:val="19"/>
                 <w:lang w:val="de-DE" w:bidi="ar-SA"/>
               </w:rPr>
-              <w:t>, auf seiner Familie und auf allen seinen Gefährten. Mein Herr! Schenke meinem Herzen Weite, erleichtere mir meine Aufgabe und löse den Knoten von meiner Zunge, damit sie meine Worte verstehen.</w:t>
+              <w:t>, auf seiner Familie und auf allen seinen Gefährten. Mein Herr! Schenke meinem Herzen Weite, erleichtere mir meine Aufgabe und löse den Knoten von meiner Zunge, damit sie meine Worte gut verstehen.</w:t>
             </w:r>
           </w:p>
           <w:p>
@@ -3350,10 +3372,11 @@
         <w:pageBreakBefore/>
         <w:spacing w:before="30" w:after="60" w:line="240" w:lineRule="auto"/>
         <w:pBdr>
-          <w:left w:val="single" w:sz="24" w:space="8" w:color="1B365D"/>
+          <w:left w:val="single" w:sz="24" w:space="11" w:color="1B365D"/>
           <w:bottom w:val="single" w:sz="6" w:space="2" w:color="1B365D"/>
         </w:pBdr>
         <w:shd w:val="clear" w:color="auto" w:fill="F3F6FA"/>
+        <w:ind w:left="60"/>
         <w:outlineLvl w:val="0"/>
       </w:pPr>
       <w:r>
@@ -3366,7 +3389,7 @@
           <w:szCs w:val="25"/>
           <w:lang w:val="de-DE" w:bidi="ar-SA"/>
         </w:rPr>
-        <w:t xml:space="preserve"> I. DIE GRUNDLAGE DES GLAUBENS UND SEINE VOLLKOMMENHEIT</w:t>
+        <w:t>I. DIE GRUNDLAGE DES GLAUBENS UND SEINE VOLLKOMMENHEIT</w:t>
       </w:r>
     </w:p>
     <w:tbl>
@@ -3686,7 +3709,7 @@
           <w:szCs w:val="20"/>
           <w:lang w:val="de-DE" w:bidi="ar-SA"/>
         </w:rPr>
-        <w:t xml:space="preserve">Die sunnitischen Gelehrten unterscheiden zwischen der Grundlage des Glaubens und seiner Vollkommenheit: Das rechtschaffene Handeln ist kein Teil des Glaubens; deshalb verlässt ein Gläubiger, der Sünden begeht, den Glauben nicht. Aber das Handeln nährt den Glauben, stärkt ihn und lässt ihn reifen. Ein Baum, der Wurzeln hat, aber keine Früchte trägt, ist nicht verdorrt; er wartet jedoch auf die Mühe seines Gärtners. </w:t>
+        <w:t xml:space="preserve">Die sunnitischen Gelehrten unterscheiden zwischen der Grundlage des Glaubens und seiner Vollkommenheit: Das rechtschaffene Handeln gehört nicht zur Grundlage des Glaubens; deshalb verlässt ein Gläubiger, der Sünden begeht, den Glauben nicht. Aber das Handeln nährt den Glauben, stärkt ihn und lässt ihn reifen. Ein Baum, der Wurzeln hat, aber keine Früchte trägt, ist nicht verdorrt; er wartet jedoch auf die Mühe seines Gärtners. </w:t>
       </w:r>
       <w:r>
         <w:rPr>
@@ -3941,7 +3964,7 @@
           <w:szCs w:val="20"/>
           <w:lang w:val="de-DE" w:bidi="ar-SA"/>
         </w:rPr>
-        <w:t>Der höchste Zweig des Glaubens ist das Bekenntnis der Einheit Allahs, der niedrigste, ein Hindernis vom Weg zu räumen. Der Glaube ist also ein weites Leben, das vom Bekenntnis der Einheit im Herzen bis zu einem Stein auf dem Gehweg reicht. In einem anderen Hadith verbindet unser Prophet die Vollkommenheit des Glaubens mit der Geschwisterlichkeit: „Keiner von euch kann ein (vollkommener) Gläubiger sein, solange er für seinen Bruder nicht wünscht, was er für sich selbst wünscht.“ (</w:t>
+        <w:t>Der höchste Zweig des Glaubens ist das Bekenntnis der Einheit Allahs, der niedrigste, ein Hindernis vom Weg zu räumen. Der Glaube ist also ein weites Leben, das vom Bekenntnis der Einheit im Herzen bis zu einem Stein auf dem Gehweg reicht. In einem anderen Hadith verbindet unser Prophet die Vollkommenheit des Glaubens mit der Geschwisterlichkeit: „Keiner von euch ist (wahrhaft) gläubig, solange er für seinen Bruder nicht wünscht, was er für sich selbst wünscht.“ (</w:t>
       </w:r>
       <w:r>
         <w:rPr>
@@ -4005,7 +4028,7 @@
           <w:szCs w:val="20"/>
           <w:lang w:val="de-DE" w:bidi="ar-SA"/>
         </w:rPr>
-        <w:t xml:space="preserve">, 71) Die Gelehrten haben die Worte „kann kein Gläubiger sein“ hier als Verneinung nicht der Grundlage, sondern der </w:t>
+        <w:t xml:space="preserve">, 71) Die Gelehrten haben die Worte „ist nicht (wahrhaft) gläubig“ hier als Verneinung nicht der Grundlage, sondern der </w:t>
       </w:r>
       <w:r>
         <w:rPr>
@@ -4140,10 +4163,11 @@
         <w:pageBreakBefore/>
         <w:spacing w:before="22" w:after="44" w:line="240" w:lineRule="auto"/>
         <w:pBdr>
-          <w:left w:val="single" w:sz="24" w:space="8" w:color="1B365D"/>
+          <w:left w:val="single" w:sz="24" w:space="11" w:color="1B365D"/>
           <w:bottom w:val="single" w:sz="6" w:space="2" w:color="1B365D"/>
         </w:pBdr>
         <w:shd w:val="clear" w:color="auto" w:fill="F3F6FA"/>
+        <w:ind w:left="60"/>
         <w:outlineLvl w:val="0"/>
       </w:pPr>
       <w:r>
@@ -4156,7 +4180,7 @@
           <w:szCs w:val="25"/>
           <w:lang w:val="de-DE" w:bidi="ar-SA"/>
         </w:rPr>
-        <w:t xml:space="preserve"> II. DER VOLLKOMMENE GLÄUBIGE BETET MIT DEMÜTIGER ANDACHT</w:t>
+        <w:t>II. DER VOLLKOMMENE GLÄUBIGE BETET MIT DEMÜTIGER ANDACHT</w:t>
       </w:r>
     </w:p>
     <w:tbl>
@@ -4413,7 +4437,7 @@
           <w:szCs w:val="20"/>
           <w:lang w:val="de-DE" w:bidi="ar-SA"/>
         </w:rPr>
-        <w:t xml:space="preserve"> 23:1–11) Die Eigenschaften des vollkommenen Gläubigen sind gleichsam wie in einen Rahmen gefasst, den das Gebet bildet:</w:t>
+        <w:t xml:space="preserve"> 23:1–11) Die Eigenschaften des vollkommenen Gläubigen sind gleichsam in einen Rahmen gefasst, den das Gebet bildet:</w:t>
       </w:r>
     </w:p>
     <w:p>
@@ -4521,7 +4545,7 @@
           <w:szCs w:val="20"/>
           <w:lang w:val="de-DE" w:bidi="ar-SA"/>
         </w:rPr>
-        <w:t>) bedeutet, dass sich das Herz im Wissen, vor Allah zu stehen, in Ehrfurcht neigt und auch der Körper in dieser Ehrfurcht zur Ruhe kommt. Das Gebet ist der Gottesdienst, in dem der Diener seinem Herrn am nächsten ist; doch es genügt nicht, es nur zu verrichten, die eigentliche Aufgabe ist es, im Gebet die demütige Andacht zu erreichen. Ein Gebet, das verrichtet wird, während unser Verstand beim Einkaufen, unser Blick auf der Uhr und unser Herz in der Welt ist, befreit zwar von der Pflicht, vermag das Herz aber nur schwer zu beleben.</w:t>
+        <w:t>) bedeutet, dass sich das Herz im Wissen, vor Allah zu stehen, in Ehrfurcht neigt und auch der Körper in dieser Ehrfurcht zur Ruhe kommt. Im Gebet nähert sich der Diener seinem Herrn am meisten in der Niederwerfung; doch es genügt nicht, es nur zu verrichten, die eigentliche Aufgabe ist es, im Gebet die demütige Andacht zu erreichen. Ein Gebet, das verrichtet wird, während unser Verstand beim Einkaufen, unser Blick auf der Uhr und unser Herz in der Welt ist, befreit zwar von der Pflicht, vermag das Herz aber nur schwer zu beleben.</w:t>
       </w:r>
     </w:p>
     <w:p>
@@ -4775,10 +4799,11 @@
         <w:pageBreakBefore/>
         <w:spacing w:before="30" w:after="60" w:line="240" w:lineRule="auto"/>
         <w:pBdr>
-          <w:left w:val="single" w:sz="24" w:space="8" w:color="1B365D"/>
+          <w:left w:val="single" w:sz="24" w:space="11" w:color="1B365D"/>
           <w:bottom w:val="single" w:sz="6" w:space="2" w:color="1B365D"/>
         </w:pBdr>
         <w:shd w:val="clear" w:color="auto" w:fill="F3F6FA"/>
+        <w:ind w:left="60"/>
         <w:outlineLvl w:val="0"/>
       </w:pPr>
       <w:r>
@@ -4791,7 +4816,7 @@
           <w:szCs w:val="25"/>
           <w:lang w:val="de-DE" w:bidi="ar-SA"/>
         </w:rPr>
-        <w:t xml:space="preserve"> II. (FORTSETZUNG) WENN DAS GEBET INS LEBEN GETRAGEN WIRD: AUFRECHT SEIN</w:t>
+        <w:t>II. (FORTSETZUNG) WENN DAS GEBET INS LEBEN GETRAGEN WIRD: AUFRECHT SEIN</w:t>
       </w:r>
     </w:p>
     <w:tbl>
@@ -5392,7 +5417,7 @@
                 <w:szCs w:val="19"/>
                 <w:lang w:val="de-DE" w:bidi="ar-SA"/>
               </w:rPr>
-              <w:t xml:space="preserve"> (möge Allah mit ihm zufrieden sein) an einem Schafhirten vorbeigeht, fragt er: „Hirte, gibt es ein Schaf (zum Schlachten)?“ Der Hirte sagt: „Der Besitzer ist nicht hier.“ Um ihn zu prüfen, sagt </w:t>
+              <w:t xml:space="preserve"> (möge Allah mit ihm zufrieden sein) an einem Schafhirten vorbeigeht, fragt er: „Hirte, gibt es ein Schaf (zum Schlachten)?“ Der Hirte sagt: „Der Besitzer ist nicht hier.“ </w:t>
             </w:r>
             <w:r>
               <w:rPr>
@@ -5413,7 +5438,7 @@
                 <w:szCs w:val="19"/>
                 <w:lang w:val="de-DE" w:bidi="ar-SA"/>
               </w:rPr>
-              <w:t xml:space="preserve">: „Dann sagst du eben, der Wolf habe es gefressen.“ Da hebt der Hirte seinen Kopf zum Himmel: „Und wo ist Allah?“ </w:t>
+              <w:t xml:space="preserve"> sagt: „Dann sagst du eben, der Wolf habe es gefressen.“ Da hebt der Hirte seinen Kopf zum Himmel: „Und wo ist Allah?“ </w:t>
             </w:r>
             <w:r>
               <w:rPr>
@@ -5616,10 +5641,11 @@
         <w:pageBreakBefore/>
         <w:spacing w:before="40" w:after="80" w:line="240" w:lineRule="auto"/>
         <w:pBdr>
-          <w:left w:val="single" w:sz="24" w:space="8" w:color="1B365D"/>
+          <w:left w:val="single" w:sz="24" w:space="11" w:color="1B365D"/>
           <w:bottom w:val="single" w:sz="6" w:space="2" w:color="1B365D"/>
         </w:pBdr>
         <w:shd w:val="clear" w:color="auto" w:fill="F3F6FA"/>
+        <w:ind w:left="60"/>
         <w:outlineLvl w:val="0"/>
       </w:pPr>
       <w:r>
@@ -5632,7 +5658,7 @@
           <w:szCs w:val="25"/>
           <w:lang w:val="de-DE" w:bidi="ar-SA"/>
         </w:rPr>
-        <w:t xml:space="preserve"> III. DER VOLLKOMMENE GLÄUBIGE HÜTET SEINE ZUNGE UND SEINE AUGEN</w:t>
+        <w:t>III. DER VOLLKOMMENE GLÄUBIGE HÜTET SEINE ZUNGE UND SEINE AUGEN</w:t>
       </w:r>
     </w:p>
     <w:tbl>
@@ -5826,7 +5852,7 @@
           <w:szCs w:val="21"/>
           <w:lang w:val="de-DE" w:bidi="ar-SA"/>
         </w:rPr>
-        <w:t xml:space="preserve">Liebe Brüder und Schwestern! Jedes Organ, das Allah uns gegeben hat, ist ein anvertrautes Gut, und über jedes anvertraute Gut wird Rechenschaft verlangt. Der vollkommene Gläubige weiß, dass die Zunge, dieses kleine Stück Fleisch, den Menschen im Diesseits wie im Jenseits ins Verderben stürzen kann. Unser Prophet zeigte </w:t>
+        <w:t xml:space="preserve">Liebe Brüder und Schwestern! Jedes Organ, das Allah uns gegeben hat, ist ein anvertrautes Gut, und über jedes anvertraute Gut wird Rechenschaft verlangt. Der vollkommene Gläubige weiß, dass die Zunge, dieses kleine Stück Fleisch, den Menschen im Diesseits wie im Jenseits ins Verderben stürzen kann. Unser Prophet ergriff seine eigene Zunge und sagte zu </w:t>
       </w:r>
       <w:r>
         <w:rPr>
@@ -5847,7 +5873,7 @@
           <w:szCs w:val="21"/>
           <w:lang w:val="de-DE" w:bidi="ar-SA"/>
         </w:rPr>
-        <w:t xml:space="preserve"> (möge Allah mit ihm zufrieden sein) seine Zunge und sagte: „Halte dies zurück!“ Und er teilte mit, dass die Menschen meist durch das, was ihre Zungen gesät haben, kopfüber ins Feuer gestürzt werden. (</w:t>
+        <w:t xml:space="preserve"> (möge Allah mit ihm zufrieden sein): „Halte dies zurück!“ Und er fragte: „Ist es nicht die Ernte ihrer Zungen, die die Menschen kopfüber ins Feuer stürzt?“ (</w:t>
       </w:r>
       <w:r>
         <w:rPr>
@@ -6139,7 +6165,7 @@
         <w:drawing>
           <wp:inline xmlns:a="http://schemas.openxmlformats.org/drawingml/2006/main" xmlns:pic="http://schemas.openxmlformats.org/drawingml/2006/picture">
             <wp:extent cx="5400000" cy="1985294"/>
-            <wp:docPr id="2" name="Picture 2" title="Wofür wir Rechenschaft ablegen" descr="Nach Vers 36 der Sure al-Isra’ sind es Ohr, Auge und Herz; die Zunge gesellt sich zu ihnen. Jedem von ihnen ist eine Grenze gesetzt, die zu wahren ist: das Gehörte überprüfen, nicht auf Verbotenes schauen, sich vor schlechten Vermutungen hüten, Gutes sagen oder schweigen."/>
+            <wp:docPr id="2" name="Picture 2" title="Anvertrautes, für das wir Rechenschaft ablegen" descr="Nach Vers 36 der Sure al-Isra’ sind es Ohr, Auge und Herz; die Zunge gesellt sich zu ihnen. Jedem von ihnen ist eine Grenze gesetzt, die zu wahren ist: das Gehörte überprüfen, nicht auf Verbotenes schauen, sich vor schlechten Vermutungen hüten, Gutes sagen oder schweigen."/>
             <wp:cNvGraphicFramePr>
               <a:graphicFrameLocks noChangeAspect="1"/>
             </wp:cNvGraphicFramePr>
@@ -6212,7 +6238,7 @@
           <w:szCs w:val="21"/>
           <w:lang w:val="de-DE" w:bidi="ar-SA"/>
         </w:rPr>
-        <w:t xml:space="preserve"> 24:30–31) Heute wird das Auge nicht nur auf der Straße geprüft, sondern auch auf dem Bildschirm in unserer Hand. Jedes Bild, jede Nachricht und jedes Video, das uns mit einem Klick erreicht, wird auf das Konto unseres Auges und unseres Herzens geschrieben. </w:t>
+        <w:t xml:space="preserve"> 24:30–31) Heute wird das Auge nicht nur auf der Straße geprüft, sondern auch auf dem Bildschirm in unserer Hand. Mit einem Klick liegt es an uns, den Blick von dem Bild abzuwenden, das uns erreicht. Doch jedes Bild, das wir wissentlich weiter betrachten, und jede Nachricht, die wir teilen, ohne zu wissen, ob sie wahr ist, wird auf das Konto unseres Auges und unseres Herzens geschrieben. </w:t>
       </w:r>
       <w:r>
         <w:rPr>
@@ -6252,10 +6278,11 @@
         <w:pageBreakBefore/>
         <w:spacing w:before="30" w:after="60" w:line="240" w:lineRule="auto"/>
         <w:pBdr>
-          <w:left w:val="single" w:sz="24" w:space="8" w:color="1B365D"/>
+          <w:left w:val="single" w:sz="24" w:space="11" w:color="1B365D"/>
           <w:bottom w:val="single" w:sz="6" w:space="2" w:color="1B365D"/>
         </w:pBdr>
         <w:shd w:val="clear" w:color="auto" w:fill="F3F6FA"/>
+        <w:ind w:left="60"/>
         <w:outlineLvl w:val="0"/>
       </w:pPr>
       <w:r>
@@ -6268,7 +6295,7 @@
           <w:szCs w:val="25"/>
           <w:lang w:val="de-DE" w:bidi="ar-SA"/>
         </w:rPr>
-        <w:t xml:space="preserve"> IV. DER VOLLKOMMENE GLÄUBIGE MEIDET ÜBLE NACHREDE UND KLATSCH</w:t>
+        <w:t>IV. DER VOLLKOMMENE GLÄUBIGE MEIDET ÜBLE NACHREDE UND KLATSCH</w:t>
       </w:r>
     </w:p>
     <w:tbl>
@@ -6680,7 +6707,7 @@
           <w:szCs w:val="20"/>
           <w:lang w:val="de-DE" w:bidi="ar-SA"/>
         </w:rPr>
-        <w:t xml:space="preserve">Unser Prophet hat mitgeteilt, dass der wahrhaft Bankrotte derjenige ist, der am Tag der Auferstehung mit Gebet, Fasten und </w:t>
+        <w:t xml:space="preserve">Unser Prophet hat den wahren Bankrotten so beschrieben: Am Tag der Auferstehung kommt er mit Gebet, Fasten und </w:t>
       </w:r>
       <w:r>
         <w:rPr>
@@ -6701,7 +6728,7 @@
           <w:szCs w:val="20"/>
           <w:lang w:val="de-DE" w:bidi="ar-SA"/>
         </w:rPr>
-        <w:t xml:space="preserve"> kommt, aber weil er den einen beschimpft, den anderen verleumdet und das Vermögen eines Dritten verzehrt hat, seine guten Taten an die Berechtigten verteilt und, wenn sie aufgebraucht sind, deren Sünden auf sich lädt. (Muslim, </w:t>
+        <w:t xml:space="preserve">; doch er hat den einen beschimpft, den anderen verleumdet und das Vermögen eines anderen verzehrt. Seine guten Taten werden an die Berechtigten verteilt; sind sie aufgebraucht, werden deren Sünden auf ihn gelegt. (Muslim, </w:t>
       </w:r>
       <w:r>
         <w:rPr>
@@ -6829,7 +6856,7 @@
                 <w:szCs w:val="19"/>
                 <w:lang w:val="de-DE" w:bidi="ar-SA"/>
               </w:rPr>
-              <w:t xml:space="preserve">In einer Chatgruppe beginnt eine Sprachnachricht über das Privatleben eines Mitglieds die Runde zu machen; jeder fügt einen Satz hinzu. Ein älterer Bruder schreibt eine kurze Notiz: „Unser Bruder ist nicht hier; lasst uns nicht hinter dem her sein, was wir nicht wissen. Lasst uns die Aufnahme löschen und für ihn beten.“ Das Thema ist beendet. </w:t>
+              <w:t xml:space="preserve">In einer Chatgruppe beginnt eine Sprachnachricht über das Privatleben eines Mitglieds die Runde zu machen; jeder fügt einen Satz hinzu. Ein älterer Bruder schreibt eine kurze Nachricht: „Unser Bruder ist nicht hier; gehen wir dem nicht nach, was wir nicht wissen. Löschen wir die Aufnahme und beten wir für ihn.“ Das Thema ist beendet. </w:t>
             </w:r>
             <w:r>
               <w:rPr>
@@ -6861,7 +6888,7 @@
                 <w:szCs w:val="16"/>
                 <w:lang w:val="de-DE" w:bidi="ar-SA"/>
               </w:rPr>
-              <w:t>[Beispielhafte Darstellung; sie wird nicht als tatsächlich geschehenes Ereignis erzählt]</w:t>
+              <w:t>[Beispielhafte Darstellung; wird nicht als wahre Begebenheit erzählt]</w:t>
             </w:r>
           </w:p>
         </w:tc>
@@ -6881,10 +6908,11 @@
         <w:pageBreakBefore/>
         <w:spacing w:before="40" w:after="80" w:line="240" w:lineRule="auto"/>
         <w:pBdr>
-          <w:left w:val="single" w:sz="24" w:space="8" w:color="1B365D"/>
+          <w:left w:val="single" w:sz="24" w:space="11" w:color="1B365D"/>
           <w:bottom w:val="single" w:sz="6" w:space="2" w:color="1B365D"/>
         </w:pBdr>
         <w:shd w:val="clear" w:color="auto" w:fill="F3F6FA"/>
+        <w:ind w:left="60"/>
         <w:outlineLvl w:val="0"/>
       </w:pPr>
       <w:r>
@@ -6897,7 +6925,7 @@
           <w:szCs w:val="25"/>
           <w:lang w:val="de-DE" w:bidi="ar-SA"/>
         </w:rPr>
-        <w:t xml:space="preserve"> V. IM SPIEGEL DER HADITHE: GUTER CHARAKTER</w:t>
+        <w:t>V. IM SPIEGEL DER HADITHE: GUTER CHARAKTER</w:t>
       </w:r>
     </w:p>
     <w:p>
@@ -7481,7 +7509,51 @@
           <w:szCs w:val="21"/>
           <w:lang w:val="de-DE" w:bidi="ar-SA"/>
         </w:rPr>
-        <w:t>Guter Charakter bedeutet, mit einem Lächeln den Friedensgruß zu sprechen, ein verletzendes Wort herunterzuschlucken, Ältere zu achten, Jüngeren mit Zuneigung zu begegnen und denen zu danken, die uns dienen. Das scheint klein; doch am Tag der Auferstehung gehört der gute Charakter zu den Taten, die auf der Waage am schwersten wiegen werden.</w:t>
+        <w:t>Guter Charakter bedeutet, mit einem Lächeln den Friedensgruß zu sprechen, ein verletzendes Wort herunterzuschlucken, Ältere zu achten, Jüngeren mit Zuneigung zu begegnen und denen zu danken, die uns dienen. Das scheint klein; doch unser Prophet hat mitgeteilt, dass am Tag der Auferstehung auf der Waage des Gläubigen nichts schwerer wiegt als der gute Charakter (</w:t>
+      </w:r>
+      <w:r>
+        <w:rPr>
+          <w:rFonts w:ascii="Calibri" w:hAnsi="Calibri" w:cs="Calibri" w:eastAsia="Calibri"/>
+          <w:noProof/>
+          <w:color w:val="222222"/>
+          <w:sz w:val="21"/>
+          <w:szCs w:val="21"/>
+          <w:lang w:val="de-DE" w:bidi="ar-SA"/>
+        </w:rPr>
+        <w:t>at-Tirmidhi</w:t>
+      </w:r>
+      <w:r>
+        <w:rPr>
+          <w:rFonts w:ascii="Calibri" w:hAnsi="Calibri" w:cs="Calibri" w:eastAsia="Calibri"/>
+          <w:noProof/>
+          <w:color w:val="222222"/>
+          <w:sz w:val="21"/>
+          <w:szCs w:val="21"/>
+          <w:lang w:val="de-DE" w:bidi="ar-SA"/>
+        </w:rPr>
+        <w:t xml:space="preserve">, </w:t>
+      </w:r>
+      <w:r>
+        <w:rPr>
+          <w:rFonts w:ascii="Calibri" w:hAnsi="Calibri" w:cs="Calibri" w:eastAsia="Calibri"/>
+          <w:noProof/>
+          <w:color w:val="222222"/>
+          <w:sz w:val="21"/>
+          <w:szCs w:val="21"/>
+          <w:lang w:val="de-DE" w:bidi="ar-SA"/>
+        </w:rPr>
+        <w:t>Birr</w:t>
+      </w:r>
+      <w:r>
+        <w:rPr>
+          <w:rFonts w:ascii="Calibri" w:hAnsi="Calibri" w:cs="Calibri" w:eastAsia="Calibri"/>
+          <w:noProof/>
+          <w:color w:val="222222"/>
+          <w:sz w:val="21"/>
+          <w:szCs w:val="21"/>
+          <w:lang w:val="de-DE" w:bidi="ar-SA"/>
+        </w:rPr>
+        <w:t>, 62).</w:t>
       </w:r>
     </w:p>
     <w:p>
@@ -7491,10 +7563,11 @@
         <w:pageBreakBefore/>
         <w:spacing w:before="40" w:after="80" w:line="240" w:lineRule="auto"/>
         <w:pBdr>
-          <w:left w:val="single" w:sz="24" w:space="8" w:color="1B365D"/>
+          <w:left w:val="single" w:sz="24" w:space="11" w:color="1B365D"/>
           <w:bottom w:val="single" w:sz="6" w:space="2" w:color="1B365D"/>
         </w:pBdr>
         <w:shd w:val="clear" w:color="auto" w:fill="F3F6FA"/>
+        <w:ind w:left="60"/>
         <w:outlineLvl w:val="0"/>
       </w:pPr>
       <w:r>
@@ -7507,7 +7580,7 @@
           <w:szCs w:val="25"/>
           <w:lang w:val="de-DE" w:bidi="ar-SA"/>
         </w:rPr>
-        <w:t xml:space="preserve"> V. (FORTSETZUNG) DER, VOR DESSEN HAND UND ZUNGE MAN SICHER IST</w:t>
+        <w:t>V. (FORTSETZUNG) DER, VOR DESSEN HAND UND ZUNGE MAN SICHER IST</w:t>
       </w:r>
     </w:p>
     <w:tbl>
@@ -7984,7 +8057,7 @@
                 <w:szCs w:val="20"/>
                 <w:lang w:val="de-DE" w:bidi="ar-SA"/>
               </w:rPr>
-              <w:t>Eine beispielhafte Szene: Die Prüfung des Bäckers an der Waage</w:t>
+              <w:t>Eine beispielhafte Szene: Die Ehrlichkeitsprüfung des Bäckers</w:t>
             </w:r>
           </w:p>
           <w:p>
@@ -8034,7 +8107,7 @@
                 <w:szCs w:val="17"/>
                 <w:lang w:val="de-DE" w:bidi="ar-SA"/>
               </w:rPr>
-              <w:t>[Beispielhafte Darstellung; sie wird nicht als tatsächlich geschehenes Ereignis erzählt]</w:t>
+              <w:t>[Beispielhafte Darstellung; wird nicht als wahre Begebenheit erzählt]</w:t>
             </w:r>
           </w:p>
         </w:tc>
@@ -8084,10 +8157,11 @@
         <w:pageBreakBefore/>
         <w:spacing w:before="30" w:after="60" w:line="240" w:lineRule="auto"/>
         <w:pBdr>
-          <w:left w:val="single" w:sz="24" w:space="8" w:color="1B365D"/>
+          <w:left w:val="single" w:sz="24" w:space="11" w:color="1B365D"/>
           <w:bottom w:val="single" w:sz="6" w:space="2" w:color="1B365D"/>
         </w:pBdr>
         <w:shd w:val="clear" w:color="auto" w:fill="F3F6FA"/>
+        <w:ind w:left="60"/>
         <w:outlineLvl w:val="0"/>
       </w:pPr>
       <w:r>
@@ -8100,7 +8174,7 @@
           <w:szCs w:val="25"/>
           <w:lang w:val="de-DE" w:bidi="ar-SA"/>
         </w:rPr>
-        <w:t xml:space="preserve"> VI. DER GLÄUBIGE, DER SEINEN ZORN BEHERRSCHT UND ZU VERZEIHEN WEISS</w:t>
+        <w:t>VI. DER GLÄUBIGE, DER SEINEN ZORN BEHERRSCHT UND ZU VERZEIHEN WEISS</w:t>
       </w:r>
     </w:p>
     <w:tbl>
@@ -8219,7 +8293,7 @@
                 <w:szCs w:val="19"/>
                 <w:lang w:val="de-DE" w:bidi="ar-SA"/>
               </w:rPr>
-              <w:t>Sie geben auf dem Weg Allahs aus, im Wohlstand wie in Not, sie bezwingen ihren Zorn und verzeihen den Menschen. Allah liebt jene, die ihr Tun gut und schön ausführen.</w:t>
+              <w:t>Sie (die Gottesfürchtigen) geben auf dem Weg Allahs aus, im Wohlstand wie in Not, sie bezwingen ihren Zorn und verzeihen den Menschen. Allah liebt jene, die ihr Tun in bester Weise verrichten.</w:t>
             </w:r>
           </w:p>
           <w:p>
@@ -8466,7 +8540,7 @@
           <w:szCs w:val="20"/>
           <w:lang w:val="de-DE" w:bidi="ar-SA"/>
         </w:rPr>
-        <w:t>, 3); auch wird eine Überlieferung berichtet, die rät, den Zorn mit der rituellen Waschung zu löschen.</w:t>
+        <w:t>, 3); auch wird eine Überlieferung mit schwachem Isnad berichtet, die rät, den Zorn mit der rituellen Waschung zu löschen.</w:t>
       </w:r>
     </w:p>
     <w:p>
@@ -9007,10 +9081,11 @@
         <w:pageBreakBefore/>
         <w:spacing w:before="40" w:after="80" w:line="240" w:lineRule="auto"/>
         <w:pBdr>
-          <w:left w:val="single" w:sz="24" w:space="8" w:color="1B365D"/>
+          <w:left w:val="single" w:sz="24" w:space="11" w:color="1B365D"/>
           <w:bottom w:val="single" w:sz="6" w:space="2" w:color="1B365D"/>
         </w:pBdr>
         <w:shd w:val="clear" w:color="auto" w:fill="F3F6FA"/>
+        <w:ind w:left="60"/>
         <w:outlineLvl w:val="0"/>
       </w:pPr>
       <w:r>
@@ -9023,7 +9098,7 @@
           <w:szCs w:val="25"/>
           <w:lang w:val="de-DE" w:bidi="ar-SA"/>
         </w:rPr>
-        <w:t xml:space="preserve"> VII. GEDULD UND DANKBARKEIT: DIE BEIDEN FLÜGEL DES GLÄUBIGEN</w:t>
+        <w:t>VII. GEDULD UND DANKBARKEIT: DIE BEIDEN FLÜGEL DES GLÄUBIGEN</w:t>
       </w:r>
     </w:p>
     <w:tbl>
@@ -9325,7 +9400,7 @@
           <w:szCs w:val="21"/>
           <w:lang w:val="de-DE" w:bidi="ar-SA"/>
         </w:rPr>
-        <w:t xml:space="preserve"> teilt mit, dass diejenigen, die dem Verlust entgehen, einander zur Wahrheit und zur Geduld mahnen. (</w:t>
+        <w:t xml:space="preserve"> teilt mit, dass diejenigen, die dem Verlust entgehen, diejenigen sind, die glauben und rechtschaffen handeln und einander zur Wahrheit und zur Geduld mahnen. (</w:t>
       </w:r>
       <w:r>
         <w:rPr>
@@ -9551,7 +9626,7 @@
           <w:szCs w:val="21"/>
           <w:lang w:val="de-DE" w:bidi="ar-SA"/>
         </w:rPr>
-        <w:t>Der vollkommene Gläubige legt in der Not die Geduld und im Wohlstand die Dankbarkeit an; wie ein Vogel, der mit beiden Flügeln fliegt, verliert er den Weg nicht.</w:t>
+        <w:t>Der vollkommene Gläubige übt in der Not Geduld und zeigt im Wohlstand Dankbarkeit; wie ein Vogel, der mit beiden Flügeln fliegt, verliert er den Weg nicht.</w:t>
       </w:r>
     </w:p>
     <w:p>
@@ -9561,10 +9636,11 @@
         <w:pageBreakBefore/>
         <w:spacing w:before="40" w:after="80" w:line="240" w:lineRule="auto"/>
         <w:pBdr>
-          <w:left w:val="single" w:sz="24" w:space="8" w:color="1B365D"/>
+          <w:left w:val="single" w:sz="24" w:space="11" w:color="1B365D"/>
           <w:bottom w:val="single" w:sz="6" w:space="2" w:color="1B365D"/>
         </w:pBdr>
         <w:shd w:val="clear" w:color="auto" w:fill="F3F6FA"/>
+        <w:ind w:left="60"/>
         <w:outlineLvl w:val="0"/>
       </w:pPr>
       <w:r>
@@ -9577,7 +9653,7 @@
           <w:szCs w:val="25"/>
           <w:lang w:val="de-DE" w:bidi="ar-SA"/>
         </w:rPr>
-        <w:t xml:space="preserve"> VIII. </w:t>
+        <w:t xml:space="preserve">VIII. </w:t>
       </w:r>
       <w:r>
         <w:rPr>
@@ -10245,10 +10321,11 @@
         <w:pageBreakBefore/>
         <w:spacing w:before="30" w:after="60" w:line="240" w:lineRule="auto"/>
         <w:pBdr>
-          <w:left w:val="single" w:sz="24" w:space="8" w:color="1B365D"/>
+          <w:left w:val="single" w:sz="24" w:space="11" w:color="1B365D"/>
           <w:bottom w:val="single" w:sz="6" w:space="2" w:color="1B365D"/>
         </w:pBdr>
         <w:shd w:val="clear" w:color="auto" w:fill="F3F6FA"/>
+        <w:ind w:left="60"/>
         <w:outlineLvl w:val="0"/>
       </w:pPr>
       <w:r>
@@ -10261,7 +10338,7 @@
           <w:szCs w:val="25"/>
           <w:lang w:val="de-DE" w:bidi="ar-SA"/>
         </w:rPr>
-        <w:t xml:space="preserve"> IX. VOM PREDIGTPULT ZUM HERZEN: DER SPIEGEL DES KORANS UND DIE SIEBEN VORSÄTZE</w:t>
+        <w:t>IX. VOM PREDIGTPULT ZUM HERZEN: DER SPIEGEL DES KORANS UND DIE SIEBEN VORSÄTZE</w:t>
       </w:r>
     </w:p>
     <w:p>
@@ -10451,7 +10528,7 @@
                 <w:szCs w:val="17"/>
                 <w:lang w:val="de-DE" w:bidi="ar-SA"/>
               </w:rPr>
-              <w:t>Sie glauben an das Verborgene, verrichten das Gebet und geben von dem, was ihnen gegeben wurde, für das Gute aus.</w:t>
+              <w:t>Sie glauben an das Verborgene, verrichten das Gebet und geben von dem, was Wir ihnen gegeben haben, für das Gute aus.</w:t>
             </w:r>
           </w:p>
         </w:tc>
@@ -11752,7 +11829,7 @@
                 <w:szCs w:val="18"/>
                 <w:lang w:val="de-DE" w:bidi="ar-SA"/>
               </w:rPr>
-              <w:t>Ich werde zu verzeihen wissen, nicht länger als drei Tage grollen und in der Not die Geduld, im Wohlstand die Dankbarkeit anlegen.</w:t>
+              <w:t>Ich werde zu verzeihen wissen, nicht länger als drei Tage grollen und in der Not Geduld üben, im Wohlstand Dankbarkeit zeigen.</w:t>
             </w:r>
           </w:p>
         </w:tc>
@@ -12142,10 +12219,11 @@
         <w:pageBreakBefore/>
         <w:spacing w:before="30" w:after="60" w:line="240" w:lineRule="auto"/>
         <w:pBdr>
-          <w:left w:val="single" w:sz="24" w:space="8" w:color="1B365D"/>
+          <w:left w:val="single" w:sz="24" w:space="11" w:color="1B365D"/>
           <w:bottom w:val="single" w:sz="6" w:space="2" w:color="1B365D"/>
         </w:pBdr>
         <w:shd w:val="clear" w:color="auto" w:fill="F3F6FA"/>
+        <w:ind w:left="60"/>
         <w:outlineLvl w:val="0"/>
       </w:pPr>
       <w:r>
@@ -12158,7 +12236,7 @@
           <w:szCs w:val="25"/>
           <w:lang w:val="de-DE" w:bidi="ar-SA"/>
         </w:rPr>
-        <w:t xml:space="preserve"> SCHLUSS DER PREDIGT UND BITTGEBET DER GEMEINDE HIER IN EUROPA</w:t>
+        <w:t>SCHLUSS DER PREDIGT UND BITTGEBET DER GEMEINDE HIER IN EUROPA</w:t>
       </w:r>
     </w:p>
     <w:p>
@@ -12672,7 +12750,7 @@
           <w:szCs w:val="20"/>
           <w:lang w:val="de-DE" w:bidi="ar-SA"/>
         </w:rPr>
-        <w:t>Unser Herr! Halte uns fern von Worten, Taten und Verhaltensweisen, die einem vollkommenen Gläubigen nicht anstehen. Erfülle unsere Häuser mit gutem Charakter, unsere Tische mit Segen und unsere Nachbarschaften mit Vertrauen. Mache uns hier in Europa zu guten Vertretern des Islam; mache unsere Kinder zu Generationen, die den Glauben in ihrem Leben verwirklichen.</w:t>
+        <w:t>Unser Herr! Halte uns fern von Worten, Taten und Verhaltensweisen, die einem vollkommenen Gläubigen nicht anstehen. Erfülle unsere Häuser mit gutem Charakter, unsere Tische mit Segen und unsere Nachbarschaften mit Vertrauen. Mache uns hier in Europa zu guten Vertretern des Islam; mache unsere Kinder zu Generationen, die ihren Glauben in ihrem Leben verwirklichen.</w:t>
       </w:r>
     </w:p>
     <w:p>
@@ -12719,7 +12797,7 @@
           <w:szCs w:val="20"/>
           <w:lang w:val="de-DE" w:bidi="ar-SA"/>
         </w:rPr>
-        <w:t>: Unser Herr! Gib uns im Diesseits Gutes und im Jenseits Gutes, und bewahre uns vor der Strafe des Feuers (</w:t>
+        <w:t>: Unser Herr! Gib uns im Diesseits Gutes und im Jenseits Gutes, und bewahre uns vor der Strafe der Hölle (</w:t>
       </w:r>
       <w:r>
         <w:rPr>
